--- a/templates/docx/03-study-at-a-glance.docx
+++ b/templates/docx/03-study-at-a-glance.docx
@@ -8,9 +8,9 @@
       </w:pPr>
       <w:r>
         <w:rPr>
-          <w:rFonts w:ascii="IBM Plex Sans" w:hAnsi="IBM Plex Sans"/>
+          <w:rFonts w:ascii="Public Sans" w:hAnsi="Public Sans"/>
           <w:b/>
-          <w:color w:val="0F62FE"/>
+          <w:color w:val="005EA2"/>
           <w:sz w:val="56"/>
         </w:rPr>
         <w:t>Study at a glance</w:t>
@@ -20,14 +20,14 @@
       <w:pPr>
         <w:spacing w:after="120"/>
         <w:pBdr>
-          <w:bottom w:val="single" w:sz="8" w:space="6" w:color="0F62FE"/>
+          <w:bottom w:val="single" w:sz="8" w:space="6" w:color="005EA2"/>
         </w:pBdr>
       </w:pPr>
       <w:r>
         <w:rPr>
-          <w:rFonts w:ascii="IBM Plex Sans" w:hAnsi="IBM Plex Sans"/>
+          <w:rFonts w:ascii="Public Sans" w:hAnsi="Public Sans"/>
           <w:b/>
-          <w:color w:val="525252"/>
+          <w:color w:val="565C65"/>
           <w:sz w:val="32"/>
         </w:rPr>
         <w:t>Template</w:t>
@@ -39,23 +39,23 @@
       </w:pPr>
       <w:r>
         <w:rPr>
-          <w:rFonts w:ascii="IBM Plex Sans" w:hAnsi="IBM Plex Sans"/>
-          <w:color w:val="161616"/>
+          <w:rFonts w:ascii="Public Sans" w:hAnsi="Public Sans"/>
+          <w:color w:val="1B1B1B"/>
         </w:rPr>
         <w:t xml:space="preserve">A one-page condensation of an existing research plan, for stakeholders who will not read sixteen sections. </w:t>
       </w:r>
       <w:r>
         <w:rPr>
-          <w:rFonts w:ascii="IBM Plex Sans" w:hAnsi="IBM Plex Sans"/>
+          <w:rFonts w:ascii="Public Sans" w:hAnsi="Public Sans"/>
           <w:b/>
-          <w:color w:val="161616"/>
+          <w:color w:val="1B1B1B"/>
         </w:rPr>
         <w:t>This is not a peer document to the plan.</w:t>
       </w:r>
       <w:r>
         <w:rPr>
-          <w:rFonts w:ascii="IBM Plex Sans" w:hAnsi="IBM Plex Sans"/>
-          <w:color w:val="161616"/>
+          <w:rFonts w:ascii="Public Sans" w:hAnsi="Public Sans"/>
+          <w:color w:val="1B1B1B"/>
         </w:rPr>
         <w:t xml:space="preserve"> It is generated from a completed plan and updated when the plan changes; if the two ever disagree, the plan is right. Do not use this as a lightweight substitute for planning.</w:t>
       </w:r>
@@ -64,12 +64,12 @@
       <w:pPr>
         <w:spacing w:before="0" w:after="0"/>
         <w:ind w:left="216"/>
-        <w:shd w:val="clear" w:fill="F4F4F4"/>
+        <w:shd w:val="clear" w:fill="F0F0F0"/>
       </w:pPr>
       <w:r>
         <w:rPr>
-          <w:rFonts w:ascii="IBM Plex Mono" w:hAnsi="IBM Plex Mono"/>
-          <w:color w:val="161616"/>
+          <w:rFonts w:ascii="Roboto Mono" w:hAnsi="Roboto Mono"/>
+          <w:color w:val="1B1B1B"/>
           <w:sz w:val="17"/>
         </w:rPr>
         <w:t>STUDY AT A GLANCE — [Study name]</w:t>
@@ -79,12 +79,12 @@
       <w:pPr>
         <w:spacing w:before="0" w:after="0"/>
         <w:ind w:left="216"/>
-        <w:shd w:val="clear" w:fill="F4F4F4"/>
+        <w:shd w:val="clear" w:fill="F0F0F0"/>
       </w:pPr>
       <w:r>
         <w:rPr>
-          <w:rFonts w:ascii="IBM Plex Mono" w:hAnsi="IBM Plex Mono"/>
-          <w:color w:val="161616"/>
+          <w:rFonts w:ascii="Roboto Mono" w:hAnsi="Roboto Mono"/>
+          <w:color w:val="1B1B1B"/>
           <w:sz w:val="17"/>
         </w:rPr>
         <w:t xml:space="preserve"> </w:t>
@@ -94,12 +94,12 @@
       <w:pPr>
         <w:spacing w:before="0" w:after="0"/>
         <w:ind w:left="216"/>
-        <w:shd w:val="clear" w:fill="F4F4F4"/>
+        <w:shd w:val="clear" w:fill="F0F0F0"/>
       </w:pPr>
       <w:r>
         <w:rPr>
-          <w:rFonts w:ascii="IBM Plex Mono" w:hAnsi="IBM Plex Mono"/>
-          <w:color w:val="161616"/>
+          <w:rFonts w:ascii="Roboto Mono" w:hAnsi="Roboto Mono"/>
+          <w:color w:val="1B1B1B"/>
           <w:sz w:val="17"/>
         </w:rPr>
         <w:t>Status:          Planning / Recruiting / In field / Analysis / Released</w:t>
@@ -109,12 +109,12 @@
       <w:pPr>
         <w:spacing w:before="0" w:after="0"/>
         <w:ind w:left="216"/>
-        <w:shd w:val="clear" w:fill="F4F4F4"/>
+        <w:shd w:val="clear" w:fill="F0F0F0"/>
       </w:pPr>
       <w:r>
         <w:rPr>
-          <w:rFonts w:ascii="IBM Plex Mono" w:hAnsi="IBM Plex Mono"/>
-          <w:color w:val="161616"/>
+          <w:rFonts w:ascii="Roboto Mono" w:hAnsi="Roboto Mono"/>
+          <w:color w:val="1B1B1B"/>
           <w:sz w:val="17"/>
         </w:rPr>
         <w:t>Product:         [named product]</w:t>
@@ -124,12 +124,12 @@
       <w:pPr>
         <w:spacing w:before="0" w:after="0"/>
         <w:ind w:left="216"/>
-        <w:shd w:val="clear" w:fill="F4F4F4"/>
+        <w:shd w:val="clear" w:fill="F0F0F0"/>
       </w:pPr>
       <w:r>
         <w:rPr>
-          <w:rFonts w:ascii="IBM Plex Mono" w:hAnsi="IBM Plex Mono"/>
-          <w:color w:val="161616"/>
+          <w:rFonts w:ascii="Roboto Mono" w:hAnsi="Roboto Mono"/>
+          <w:color w:val="1B1B1B"/>
           <w:sz w:val="17"/>
         </w:rPr>
         <w:t>Owner:           [researcher name]</w:t>
@@ -139,12 +139,12 @@
       <w:pPr>
         <w:spacing w:before="0" w:after="0"/>
         <w:ind w:left="216"/>
-        <w:shd w:val="clear" w:fill="F4F4F4"/>
+        <w:shd w:val="clear" w:fill="F0F0F0"/>
       </w:pPr>
       <w:r>
         <w:rPr>
-          <w:rFonts w:ascii="IBM Plex Mono" w:hAnsi="IBM Plex Mono"/>
-          <w:color w:val="161616"/>
+          <w:rFonts w:ascii="Roboto Mono" w:hAnsi="Roboto Mono"/>
+          <w:color w:val="1B1B1B"/>
           <w:sz w:val="17"/>
         </w:rPr>
         <w:t>Plan:            [link to the full research plan]</w:t>
@@ -154,12 +154,12 @@
       <w:pPr>
         <w:spacing w:before="0" w:after="0"/>
         <w:ind w:left="216"/>
-        <w:shd w:val="clear" w:fill="F4F4F4"/>
+        <w:shd w:val="clear" w:fill="F0F0F0"/>
       </w:pPr>
       <w:r>
         <w:rPr>
-          <w:rFonts w:ascii="IBM Plex Mono" w:hAnsi="IBM Plex Mono"/>
-          <w:color w:val="161616"/>
+          <w:rFonts w:ascii="Roboto Mono" w:hAnsi="Roboto Mono"/>
+          <w:color w:val="1B1B1B"/>
           <w:sz w:val="17"/>
         </w:rPr>
         <w:t>Last updated:    YYYY-MM-DD</w:t>
@@ -169,12 +169,12 @@
       <w:pPr>
         <w:spacing w:before="0" w:after="0"/>
         <w:ind w:left="216"/>
-        <w:shd w:val="clear" w:fill="F4F4F4"/>
+        <w:shd w:val="clear" w:fill="F0F0F0"/>
       </w:pPr>
       <w:r>
         <w:rPr>
-          <w:rFonts w:ascii="IBM Plex Mono" w:hAnsi="IBM Plex Mono"/>
-          <w:color w:val="161616"/>
+          <w:rFonts w:ascii="Roboto Mono" w:hAnsi="Roboto Mono"/>
+          <w:color w:val="1B1B1B"/>
           <w:sz w:val="17"/>
         </w:rPr>
         <w:t xml:space="preserve"> </w:t>
@@ -184,12 +184,12 @@
       <w:pPr>
         <w:spacing w:before="0" w:after="0"/>
         <w:ind w:left="216"/>
-        <w:shd w:val="clear" w:fill="F4F4F4"/>
+        <w:shd w:val="clear" w:fill="F0F0F0"/>
       </w:pPr>
       <w:r>
         <w:rPr>
-          <w:rFonts w:ascii="IBM Plex Mono" w:hAnsi="IBM Plex Mono"/>
-          <w:color w:val="161616"/>
+          <w:rFonts w:ascii="Roboto Mono" w:hAnsi="Roboto Mono"/>
+          <w:color w:val="1B1B1B"/>
           <w:sz w:val="17"/>
         </w:rPr>
         <w:t>THE DECISION</w:t>
@@ -199,12 +199,12 @@
       <w:pPr>
         <w:spacing w:before="0" w:after="0"/>
         <w:ind w:left="216"/>
-        <w:shd w:val="clear" w:fill="F4F4F4"/>
+        <w:shd w:val="clear" w:fill="F0F0F0"/>
       </w:pPr>
       <w:r>
         <w:rPr>
-          <w:rFonts w:ascii="IBM Plex Mono" w:hAnsi="IBM Plex Mono"/>
-          <w:color w:val="161616"/>
+          <w:rFonts w:ascii="Roboto Mono" w:hAnsi="Roboto Mono"/>
+          <w:color w:val="1B1B1B"/>
           <w:sz w:val="17"/>
         </w:rPr>
         <w:t xml:space="preserve">  [One sentence: what will change based on the findings, who decides,</w:t>
@@ -214,12 +214,12 @@
       <w:pPr>
         <w:spacing w:before="0" w:after="0"/>
         <w:ind w:left="216"/>
-        <w:shd w:val="clear" w:fill="F4F4F4"/>
+        <w:shd w:val="clear" w:fill="F0F0F0"/>
       </w:pPr>
       <w:r>
         <w:rPr>
-          <w:rFonts w:ascii="IBM Plex Mono" w:hAnsi="IBM Plex Mono"/>
-          <w:color w:val="161616"/>
+          <w:rFonts w:ascii="Roboto Mono" w:hAnsi="Roboto Mono"/>
+          <w:color w:val="1B1B1B"/>
           <w:sz w:val="17"/>
         </w:rPr>
         <w:t xml:space="preserve">   and by when.]</w:t>
@@ -229,12 +229,12 @@
       <w:pPr>
         <w:spacing w:before="0" w:after="0"/>
         <w:ind w:left="216"/>
-        <w:shd w:val="clear" w:fill="F4F4F4"/>
+        <w:shd w:val="clear" w:fill="F0F0F0"/>
       </w:pPr>
       <w:r>
         <w:rPr>
-          <w:rFonts w:ascii="IBM Plex Mono" w:hAnsi="IBM Plex Mono"/>
-          <w:color w:val="161616"/>
+          <w:rFonts w:ascii="Roboto Mono" w:hAnsi="Roboto Mono"/>
+          <w:color w:val="1B1B1B"/>
           <w:sz w:val="17"/>
         </w:rPr>
         <w:t xml:space="preserve"> </w:t>
@@ -244,12 +244,12 @@
       <w:pPr>
         <w:spacing w:before="0" w:after="0"/>
         <w:ind w:left="216"/>
-        <w:shd w:val="clear" w:fill="F4F4F4"/>
+        <w:shd w:val="clear" w:fill="F0F0F0"/>
       </w:pPr>
       <w:r>
         <w:rPr>
-          <w:rFonts w:ascii="IBM Plex Mono" w:hAnsi="IBM Plex Mono"/>
-          <w:color w:val="161616"/>
+          <w:rFonts w:ascii="Roboto Mono" w:hAnsi="Roboto Mono"/>
+          <w:color w:val="1B1B1B"/>
           <w:sz w:val="17"/>
         </w:rPr>
         <w:t>TOP RESEARCH QUESTIONS</w:t>
@@ -259,12 +259,12 @@
       <w:pPr>
         <w:spacing w:before="0" w:after="0"/>
         <w:ind w:left="216"/>
-        <w:shd w:val="clear" w:fill="F4F4F4"/>
+        <w:shd w:val="clear" w:fill="F0F0F0"/>
       </w:pPr>
       <w:r>
         <w:rPr>
-          <w:rFonts w:ascii="IBM Plex Mono" w:hAnsi="IBM Plex Mono"/>
-          <w:color w:val="161616"/>
+          <w:rFonts w:ascii="Roboto Mono" w:hAnsi="Roboto Mono"/>
+          <w:color w:val="1B1B1B"/>
           <w:sz w:val="17"/>
         </w:rPr>
         <w:t xml:space="preserve">  RQ1  [verbatim from the plan]</w:t>
@@ -274,12 +274,12 @@
       <w:pPr>
         <w:spacing w:before="0" w:after="0"/>
         <w:ind w:left="216"/>
-        <w:shd w:val="clear" w:fill="F4F4F4"/>
+        <w:shd w:val="clear" w:fill="F0F0F0"/>
       </w:pPr>
       <w:r>
         <w:rPr>
-          <w:rFonts w:ascii="IBM Plex Mono" w:hAnsi="IBM Plex Mono"/>
-          <w:color w:val="161616"/>
+          <w:rFonts w:ascii="Roboto Mono" w:hAnsi="Roboto Mono"/>
+          <w:color w:val="1B1B1B"/>
           <w:sz w:val="17"/>
         </w:rPr>
         <w:t xml:space="preserve">  RQ2  [verbatim from the plan]</w:t>
@@ -289,12 +289,12 @@
       <w:pPr>
         <w:spacing w:before="0" w:after="0"/>
         <w:ind w:left="216"/>
-        <w:shd w:val="clear" w:fill="F4F4F4"/>
+        <w:shd w:val="clear" w:fill="F0F0F0"/>
       </w:pPr>
       <w:r>
         <w:rPr>
-          <w:rFonts w:ascii="IBM Plex Mono" w:hAnsi="IBM Plex Mono"/>
-          <w:color w:val="161616"/>
+          <w:rFonts w:ascii="Roboto Mono" w:hAnsi="Roboto Mono"/>
+          <w:color w:val="1B1B1B"/>
           <w:sz w:val="17"/>
         </w:rPr>
         <w:t xml:space="preserve">  RQ3  [verbatim from the plan; list only the top 3]</w:t>
@@ -304,12 +304,12 @@
       <w:pPr>
         <w:spacing w:before="0" w:after="0"/>
         <w:ind w:left="216"/>
-        <w:shd w:val="clear" w:fill="F4F4F4"/>
+        <w:shd w:val="clear" w:fill="F0F0F0"/>
       </w:pPr>
       <w:r>
         <w:rPr>
-          <w:rFonts w:ascii="IBM Plex Mono" w:hAnsi="IBM Plex Mono"/>
-          <w:color w:val="161616"/>
+          <w:rFonts w:ascii="Roboto Mono" w:hAnsi="Roboto Mono"/>
+          <w:color w:val="1B1B1B"/>
           <w:sz w:val="17"/>
         </w:rPr>
         <w:t xml:space="preserve"> </w:t>
@@ -319,12 +319,12 @@
       <w:pPr>
         <w:spacing w:before="0" w:after="0"/>
         <w:ind w:left="216"/>
-        <w:shd w:val="clear" w:fill="F4F4F4"/>
+        <w:shd w:val="clear" w:fill="F0F0F0"/>
       </w:pPr>
       <w:r>
         <w:rPr>
-          <w:rFonts w:ascii="IBM Plex Mono" w:hAnsi="IBM Plex Mono"/>
-          <w:color w:val="161616"/>
+          <w:rFonts w:ascii="Roboto Mono" w:hAnsi="Roboto Mono"/>
+          <w:color w:val="1B1B1B"/>
           <w:sz w:val="17"/>
         </w:rPr>
         <w:t>METHOD &amp; SAMPLE</w:t>
@@ -334,12 +334,12 @@
       <w:pPr>
         <w:spacing w:before="0" w:after="0"/>
         <w:ind w:left="216"/>
-        <w:shd w:val="clear" w:fill="F4F4F4"/>
+        <w:shd w:val="clear" w:fill="F0F0F0"/>
       </w:pPr>
       <w:r>
         <w:rPr>
-          <w:rFonts w:ascii="IBM Plex Mono" w:hAnsi="IBM Plex Mono"/>
-          <w:color w:val="161616"/>
+          <w:rFonts w:ascii="Roboto Mono" w:hAnsi="Roboto Mono"/>
+          <w:color w:val="1B1B1B"/>
           <w:sz w:val="17"/>
         </w:rPr>
         <w:t xml:space="preserve">  [Method], n=[target], [persona(s)], [participant type(s)]</w:t>
@@ -349,12 +349,12 @@
       <w:pPr>
         <w:spacing w:before="0" w:after="0"/>
         <w:ind w:left="216"/>
-        <w:shd w:val="clear" w:fill="F4F4F4"/>
+        <w:shd w:val="clear" w:fill="F0F0F0"/>
       </w:pPr>
       <w:r>
         <w:rPr>
-          <w:rFonts w:ascii="IBM Plex Mono" w:hAnsi="IBM Plex Mono"/>
-          <w:color w:val="161616"/>
+          <w:rFonts w:ascii="Roboto Mono" w:hAnsi="Roboto Mono"/>
+          <w:color w:val="1B1B1B"/>
           <w:sz w:val="17"/>
         </w:rPr>
         <w:t xml:space="preserve">  Biggest limitation: [one sentence on what this method cannot tell us]</w:t>
@@ -364,12 +364,12 @@
       <w:pPr>
         <w:spacing w:before="0" w:after="0"/>
         <w:ind w:left="216"/>
-        <w:shd w:val="clear" w:fill="F4F4F4"/>
+        <w:shd w:val="clear" w:fill="F0F0F0"/>
       </w:pPr>
       <w:r>
         <w:rPr>
-          <w:rFonts w:ascii="IBM Plex Mono" w:hAnsi="IBM Plex Mono"/>
-          <w:color w:val="161616"/>
+          <w:rFonts w:ascii="Roboto Mono" w:hAnsi="Roboto Mono"/>
+          <w:color w:val="1B1B1B"/>
           <w:sz w:val="17"/>
         </w:rPr>
         <w:t xml:space="preserve"> </w:t>
@@ -379,12 +379,12 @@
       <w:pPr>
         <w:spacing w:before="0" w:after="0"/>
         <w:ind w:left="216"/>
-        <w:shd w:val="clear" w:fill="F4F4F4"/>
+        <w:shd w:val="clear" w:fill="F0F0F0"/>
       </w:pPr>
       <w:r>
         <w:rPr>
-          <w:rFonts w:ascii="IBM Plex Mono" w:hAnsi="IBM Plex Mono"/>
-          <w:color w:val="161616"/>
+          <w:rFonts w:ascii="Roboto Mono" w:hAnsi="Roboto Mono"/>
+          <w:color w:val="1B1B1B"/>
           <w:sz w:val="17"/>
         </w:rPr>
         <w:t>TIMELINE</w:t>
@@ -394,12 +394,12 @@
       <w:pPr>
         <w:spacing w:before="0" w:after="0"/>
         <w:ind w:left="216"/>
-        <w:shd w:val="clear" w:fill="F4F4F4"/>
+        <w:shd w:val="clear" w:fill="F0F0F0"/>
       </w:pPr>
       <w:r>
         <w:rPr>
-          <w:rFonts w:ascii="IBM Plex Mono" w:hAnsi="IBM Plex Mono"/>
-          <w:color w:val="161616"/>
+          <w:rFonts w:ascii="Roboto Mono" w:hAnsi="Roboto Mono"/>
+          <w:color w:val="1B1B1B"/>
           <w:sz w:val="17"/>
         </w:rPr>
         <w:t xml:space="preserve">  Recruiting:    [dates]</w:t>
@@ -409,12 +409,12 @@
       <w:pPr>
         <w:spacing w:before="0" w:after="0"/>
         <w:ind w:left="216"/>
-        <w:shd w:val="clear" w:fill="F4F4F4"/>
+        <w:shd w:val="clear" w:fill="F0F0F0"/>
       </w:pPr>
       <w:r>
         <w:rPr>
-          <w:rFonts w:ascii="IBM Plex Mono" w:hAnsi="IBM Plex Mono"/>
-          <w:color w:val="161616"/>
+          <w:rFonts w:ascii="Roboto Mono" w:hAnsi="Roboto Mono"/>
+          <w:color w:val="1B1B1B"/>
           <w:sz w:val="17"/>
         </w:rPr>
         <w:t xml:space="preserve">  Sessions:      [dates]</w:t>
@@ -424,12 +424,12 @@
       <w:pPr>
         <w:spacing w:before="0" w:after="0"/>
         <w:ind w:left="216"/>
-        <w:shd w:val="clear" w:fill="F4F4F4"/>
+        <w:shd w:val="clear" w:fill="F0F0F0"/>
       </w:pPr>
       <w:r>
         <w:rPr>
-          <w:rFonts w:ascii="IBM Plex Mono" w:hAnsi="IBM Plex Mono"/>
-          <w:color w:val="161616"/>
+          <w:rFonts w:ascii="Roboto Mono" w:hAnsi="Roboto Mono"/>
+          <w:color w:val="1B1B1B"/>
           <w:sz w:val="17"/>
         </w:rPr>
         <w:t xml:space="preserve">  Readout:       [target date]</w:t>
@@ -439,12 +439,12 @@
       <w:pPr>
         <w:spacing w:before="0" w:after="0"/>
         <w:ind w:left="216"/>
-        <w:shd w:val="clear" w:fill="F4F4F4"/>
+        <w:shd w:val="clear" w:fill="F0F0F0"/>
       </w:pPr>
       <w:r>
         <w:rPr>
-          <w:rFonts w:ascii="IBM Plex Mono" w:hAnsi="IBM Plex Mono"/>
-          <w:color w:val="161616"/>
+          <w:rFonts w:ascii="Roboto Mono" w:hAnsi="Roboto Mono"/>
+          <w:color w:val="1B1B1B"/>
           <w:sz w:val="17"/>
         </w:rPr>
         <w:t xml:space="preserve"> </w:t>
@@ -454,12 +454,12 @@
       <w:pPr>
         <w:spacing w:before="0" w:after="0"/>
         <w:ind w:left="216"/>
-        <w:shd w:val="clear" w:fill="F4F4F4"/>
+        <w:shd w:val="clear" w:fill="F0F0F0"/>
       </w:pPr>
       <w:r>
         <w:rPr>
-          <w:rFonts w:ascii="IBM Plex Mono" w:hAnsi="IBM Plex Mono"/>
-          <w:color w:val="161616"/>
+          <w:rFonts w:ascii="Roboto Mono" w:hAnsi="Roboto Mono"/>
+          <w:color w:val="1B1B1B"/>
           <w:sz w:val="17"/>
         </w:rPr>
         <w:t>LINKS</w:t>
@@ -469,12 +469,12 @@
       <w:pPr>
         <w:spacing w:before="0" w:after="0"/>
         <w:ind w:left="216"/>
-        <w:shd w:val="clear" w:fill="F4F4F4"/>
+        <w:shd w:val="clear" w:fill="F0F0F0"/>
       </w:pPr>
       <w:r>
         <w:rPr>
-          <w:rFonts w:ascii="IBM Plex Mono" w:hAnsi="IBM Plex Mono"/>
-          <w:color w:val="161616"/>
+          <w:rFonts w:ascii="Roboto Mono" w:hAnsi="Roboto Mono"/>
+          <w:color w:val="1B1B1B"/>
           <w:sz w:val="17"/>
         </w:rPr>
         <w:t xml:space="preserve">  Tracker:       [participant tracker location — access restricted]</w:t>
@@ -484,12 +484,12 @@
       <w:pPr>
         <w:spacing w:before="0" w:after="0"/>
         <w:ind w:left="216"/>
-        <w:shd w:val="clear" w:fill="F4F4F4"/>
+        <w:shd w:val="clear" w:fill="F0F0F0"/>
       </w:pPr>
       <w:r>
         <w:rPr>
-          <w:rFonts w:ascii="IBM Plex Mono" w:hAnsi="IBM Plex Mono"/>
-          <w:color w:val="161616"/>
+          <w:rFonts w:ascii="Roboto Mono" w:hAnsi="Roboto Mono"/>
+          <w:color w:val="1B1B1B"/>
           <w:sz w:val="17"/>
         </w:rPr>
         <w:t xml:space="preserve">  Findings:      [added at release: report / deck links]</w:t>
@@ -506,8 +506,8 @@
       </w:pPr>
       <w:r>
         <w:rPr>
-          <w:rFonts w:ascii="IBM Plex Sans" w:hAnsi="IBM Plex Sans"/>
-          <w:color w:val="161616"/>
+          <w:rFonts w:ascii="Public Sans" w:hAnsi="Public Sans"/>
+          <w:color w:val="1B1B1B"/>
         </w:rPr>
         <w:t>Keep it to one page. Anything that wants more room belongs in the plan, with a link here.</w:t>
       </w:r>
@@ -518,9 +518,9 @@
       </w:pPr>
       <w:r>
         <w:rPr>
-          <w:rFonts w:ascii="IBM Plex Sans" w:hAnsi="IBM Plex Sans"/>
+          <w:rFonts w:ascii="Public Sans" w:hAnsi="Public Sans"/>
           <w:i/>
-          <w:color w:val="161616"/>
+          <w:color w:val="1B1B1B"/>
         </w:rPr>
         <w:t>Part of the Dr. Morgan UX research suite.</w:t>
       </w:r>
@@ -548,9 +548,9 @@
     </w:pPr>
     <w:r>
       <w:rPr>
-        <w:rFonts w:ascii="IBM Plex Sans" w:hAnsi="IBM Plex Sans"/>
+        <w:rFonts w:ascii="Public Sans" w:hAnsi="Public Sans"/>
         <w:i/>
-        <w:color w:val="525252"/>
+        <w:color w:val="565C65"/>
         <w:sz w:val="18"/>
       </w:rPr>
       <w:t>Dr. Morgan UX research suite · template</w:t>
@@ -560,16 +560,16 @@
     </w:r>
     <w:r>
       <w:rPr>
-        <w:rFonts w:ascii="IBM Plex Sans" w:hAnsi="IBM Plex Sans"/>
-        <w:color w:val="525252"/>
+        <w:rFonts w:ascii="Public Sans" w:hAnsi="Public Sans"/>
+        <w:color w:val="565C65"/>
         <w:sz w:val="18"/>
       </w:rPr>
       <w:t xml:space="preserve">Page </w:t>
     </w:r>
     <w:r>
       <w:rPr>
-        <w:rFonts w:ascii="IBM Plex Sans" w:hAnsi="IBM Plex Sans"/>
-        <w:color w:val="525252"/>
+        <w:rFonts w:ascii="Public Sans" w:hAnsi="Public Sans"/>
+        <w:color w:val="565C65"/>
         <w:sz w:val="18"/>
       </w:rPr>
       <w:fldChar w:fldCharType="begin"/>
@@ -587,14 +587,14 @@
       <w:pStyle w:val="Header"/>
       <w:spacing w:after="0"/>
       <w:pBdr>
-        <w:bottom w:val="single" w:sz="4" w:space="4" w:color="0F62FE"/>
+        <w:bottom w:val="single" w:sz="4" w:space="4" w:color="005EA2"/>
       </w:pBdr>
     </w:pPr>
     <w:r>
       <w:rPr>
-        <w:rFonts w:ascii="IBM Plex Sans" w:hAnsi="IBM Plex Sans"/>
-        <w:b/>
-        <w:color w:val="0F62FE"/>
+        <w:rFonts w:ascii="Public Sans" w:hAnsi="Public Sans"/>
+        <w:b/>
+        <w:color w:val="005EA2"/>
         <w:sz w:val="18"/>
       </w:rPr>
       <w:t>UX Research</w:t>
@@ -970,8 +970,8 @@
       <w:spacing w:line="276" w:lineRule="auto"/>
     </w:pPr>
     <w:rPr>
-      <w:rFonts w:ascii="IBM Plex Sans" w:hAnsi="IBM Plex Sans"/>
-      <w:color w:val="161616"/>
+      <w:rFonts w:ascii="Public Sans" w:hAnsi="Public Sans"/>
+      <w:color w:val="1B1B1B"/>
       <w:sz w:val="22"/>
     </w:rPr>
   </w:style>

--- a/templates/docx/03-study-at-a-glance.docx
+++ b/templates/docx/03-study-at-a-glance.docx
@@ -10,7 +10,7 @@
         <w:rPr>
           <w:rFonts w:ascii="Public Sans" w:hAnsi="Public Sans"/>
           <w:b/>
-          <w:color w:val="005EA2"/>
+          <w:color w:val="002436"/>
           <w:sz w:val="56"/>
         </w:rPr>
         <w:t>Study at a glance</w:t>
@@ -20,14 +20,14 @@
       <w:pPr>
         <w:spacing w:after="120"/>
         <w:pBdr>
-          <w:bottom w:val="single" w:sz="8" w:space="6" w:color="005EA2"/>
+          <w:bottom w:val="single" w:sz="8" w:space="6" w:color="002436"/>
         </w:pBdr>
       </w:pPr>
       <w:r>
         <w:rPr>
           <w:rFonts w:ascii="Public Sans" w:hAnsi="Public Sans"/>
           <w:b/>
-          <w:color w:val="565C65"/>
+          <w:color w:val="00537E"/>
           <w:sz w:val="32"/>
         </w:rPr>
         <w:t>Template</w:t>
@@ -40,7 +40,7 @@
       <w:r>
         <w:rPr>
           <w:rFonts w:ascii="Public Sans" w:hAnsi="Public Sans"/>
-          <w:color w:val="1B1B1B"/>
+          <w:color w:val="1F2A30"/>
         </w:rPr>
         <w:t xml:space="preserve">A one-page condensation of an existing research plan, for stakeholders who will not read sixteen sections. </w:t>
       </w:r>
@@ -48,14 +48,14 @@
         <w:rPr>
           <w:rFonts w:ascii="Public Sans" w:hAnsi="Public Sans"/>
           <w:b/>
-          <w:color w:val="1B1B1B"/>
+          <w:color w:val="1F2A30"/>
         </w:rPr>
         <w:t>This is not a peer document to the plan.</w:t>
       </w:r>
       <w:r>
         <w:rPr>
           <w:rFonts w:ascii="Public Sans" w:hAnsi="Public Sans"/>
-          <w:color w:val="1B1B1B"/>
+          <w:color w:val="1F2A30"/>
         </w:rPr>
         <w:t xml:space="preserve"> It is generated from a completed plan and updated when the plan changes; if the two ever disagree, the plan is right. Do not use this as a lightweight substitute for planning.</w:t>
       </w:r>
@@ -64,12 +64,12 @@
       <w:pPr>
         <w:spacing w:before="0" w:after="0"/>
         <w:ind w:left="216"/>
-        <w:shd w:val="clear" w:fill="F0F0F0"/>
+        <w:shd w:val="clear" w:fill="F0F3F4"/>
       </w:pPr>
       <w:r>
         <w:rPr>
           <w:rFonts w:ascii="Roboto Mono" w:hAnsi="Roboto Mono"/>
-          <w:color w:val="1B1B1B"/>
+          <w:color w:val="1F2A30"/>
           <w:sz w:val="17"/>
         </w:rPr>
         <w:t>STUDY AT A GLANCE — [Study name]</w:t>
@@ -79,12 +79,12 @@
       <w:pPr>
         <w:spacing w:before="0" w:after="0"/>
         <w:ind w:left="216"/>
-        <w:shd w:val="clear" w:fill="F0F0F0"/>
+        <w:shd w:val="clear" w:fill="F0F3F4"/>
       </w:pPr>
       <w:r>
         <w:rPr>
           <w:rFonts w:ascii="Roboto Mono" w:hAnsi="Roboto Mono"/>
-          <w:color w:val="1B1B1B"/>
+          <w:color w:val="1F2A30"/>
           <w:sz w:val="17"/>
         </w:rPr>
         <w:t xml:space="preserve"> </w:t>
@@ -94,12 +94,12 @@
       <w:pPr>
         <w:spacing w:before="0" w:after="0"/>
         <w:ind w:left="216"/>
-        <w:shd w:val="clear" w:fill="F0F0F0"/>
+        <w:shd w:val="clear" w:fill="F0F3F4"/>
       </w:pPr>
       <w:r>
         <w:rPr>
           <w:rFonts w:ascii="Roboto Mono" w:hAnsi="Roboto Mono"/>
-          <w:color w:val="1B1B1B"/>
+          <w:color w:val="1F2A30"/>
           <w:sz w:val="17"/>
         </w:rPr>
         <w:t>Status:          Planning / Recruiting / In field / Analysis / Released</w:t>
@@ -109,12 +109,12 @@
       <w:pPr>
         <w:spacing w:before="0" w:after="0"/>
         <w:ind w:left="216"/>
-        <w:shd w:val="clear" w:fill="F0F0F0"/>
+        <w:shd w:val="clear" w:fill="F0F3F4"/>
       </w:pPr>
       <w:r>
         <w:rPr>
           <w:rFonts w:ascii="Roboto Mono" w:hAnsi="Roboto Mono"/>
-          <w:color w:val="1B1B1B"/>
+          <w:color w:val="1F2A30"/>
           <w:sz w:val="17"/>
         </w:rPr>
         <w:t>Product:         [named product]</w:t>
@@ -124,12 +124,12 @@
       <w:pPr>
         <w:spacing w:before="0" w:after="0"/>
         <w:ind w:left="216"/>
-        <w:shd w:val="clear" w:fill="F0F0F0"/>
+        <w:shd w:val="clear" w:fill="F0F3F4"/>
       </w:pPr>
       <w:r>
         <w:rPr>
           <w:rFonts w:ascii="Roboto Mono" w:hAnsi="Roboto Mono"/>
-          <w:color w:val="1B1B1B"/>
+          <w:color w:val="1F2A30"/>
           <w:sz w:val="17"/>
         </w:rPr>
         <w:t>Owner:           [researcher name]</w:t>
@@ -139,12 +139,12 @@
       <w:pPr>
         <w:spacing w:before="0" w:after="0"/>
         <w:ind w:left="216"/>
-        <w:shd w:val="clear" w:fill="F0F0F0"/>
+        <w:shd w:val="clear" w:fill="F0F3F4"/>
       </w:pPr>
       <w:r>
         <w:rPr>
           <w:rFonts w:ascii="Roboto Mono" w:hAnsi="Roboto Mono"/>
-          <w:color w:val="1B1B1B"/>
+          <w:color w:val="1F2A30"/>
           <w:sz w:val="17"/>
         </w:rPr>
         <w:t>Plan:            [link to the full research plan]</w:t>
@@ -154,12 +154,12 @@
       <w:pPr>
         <w:spacing w:before="0" w:after="0"/>
         <w:ind w:left="216"/>
-        <w:shd w:val="clear" w:fill="F0F0F0"/>
+        <w:shd w:val="clear" w:fill="F0F3F4"/>
       </w:pPr>
       <w:r>
         <w:rPr>
           <w:rFonts w:ascii="Roboto Mono" w:hAnsi="Roboto Mono"/>
-          <w:color w:val="1B1B1B"/>
+          <w:color w:val="1F2A30"/>
           <w:sz w:val="17"/>
         </w:rPr>
         <w:t>Last updated:    YYYY-MM-DD</w:t>
@@ -169,12 +169,12 @@
       <w:pPr>
         <w:spacing w:before="0" w:after="0"/>
         <w:ind w:left="216"/>
-        <w:shd w:val="clear" w:fill="F0F0F0"/>
+        <w:shd w:val="clear" w:fill="F0F3F4"/>
       </w:pPr>
       <w:r>
         <w:rPr>
           <w:rFonts w:ascii="Roboto Mono" w:hAnsi="Roboto Mono"/>
-          <w:color w:val="1B1B1B"/>
+          <w:color w:val="1F2A30"/>
           <w:sz w:val="17"/>
         </w:rPr>
         <w:t xml:space="preserve"> </w:t>
@@ -184,12 +184,12 @@
       <w:pPr>
         <w:spacing w:before="0" w:after="0"/>
         <w:ind w:left="216"/>
-        <w:shd w:val="clear" w:fill="F0F0F0"/>
+        <w:shd w:val="clear" w:fill="F0F3F4"/>
       </w:pPr>
       <w:r>
         <w:rPr>
           <w:rFonts w:ascii="Roboto Mono" w:hAnsi="Roboto Mono"/>
-          <w:color w:val="1B1B1B"/>
+          <w:color w:val="1F2A30"/>
           <w:sz w:val="17"/>
         </w:rPr>
         <w:t>THE DECISION</w:t>
@@ -199,12 +199,12 @@
       <w:pPr>
         <w:spacing w:before="0" w:after="0"/>
         <w:ind w:left="216"/>
-        <w:shd w:val="clear" w:fill="F0F0F0"/>
+        <w:shd w:val="clear" w:fill="F0F3F4"/>
       </w:pPr>
       <w:r>
         <w:rPr>
           <w:rFonts w:ascii="Roboto Mono" w:hAnsi="Roboto Mono"/>
-          <w:color w:val="1B1B1B"/>
+          <w:color w:val="1F2A30"/>
           <w:sz w:val="17"/>
         </w:rPr>
         <w:t xml:space="preserve">  [One sentence: what will change based on the findings, who decides,</w:t>
@@ -214,12 +214,12 @@
       <w:pPr>
         <w:spacing w:before="0" w:after="0"/>
         <w:ind w:left="216"/>
-        <w:shd w:val="clear" w:fill="F0F0F0"/>
+        <w:shd w:val="clear" w:fill="F0F3F4"/>
       </w:pPr>
       <w:r>
         <w:rPr>
           <w:rFonts w:ascii="Roboto Mono" w:hAnsi="Roboto Mono"/>
-          <w:color w:val="1B1B1B"/>
+          <w:color w:val="1F2A30"/>
           <w:sz w:val="17"/>
         </w:rPr>
         <w:t xml:space="preserve">   and by when.]</w:t>
@@ -229,12 +229,12 @@
       <w:pPr>
         <w:spacing w:before="0" w:after="0"/>
         <w:ind w:left="216"/>
-        <w:shd w:val="clear" w:fill="F0F0F0"/>
+        <w:shd w:val="clear" w:fill="F0F3F4"/>
       </w:pPr>
       <w:r>
         <w:rPr>
           <w:rFonts w:ascii="Roboto Mono" w:hAnsi="Roboto Mono"/>
-          <w:color w:val="1B1B1B"/>
+          <w:color w:val="1F2A30"/>
           <w:sz w:val="17"/>
         </w:rPr>
         <w:t xml:space="preserve"> </w:t>
@@ -244,12 +244,12 @@
       <w:pPr>
         <w:spacing w:before="0" w:after="0"/>
         <w:ind w:left="216"/>
-        <w:shd w:val="clear" w:fill="F0F0F0"/>
+        <w:shd w:val="clear" w:fill="F0F3F4"/>
       </w:pPr>
       <w:r>
         <w:rPr>
           <w:rFonts w:ascii="Roboto Mono" w:hAnsi="Roboto Mono"/>
-          <w:color w:val="1B1B1B"/>
+          <w:color w:val="1F2A30"/>
           <w:sz w:val="17"/>
         </w:rPr>
         <w:t>TOP RESEARCH QUESTIONS</w:t>
@@ -259,12 +259,12 @@
       <w:pPr>
         <w:spacing w:before="0" w:after="0"/>
         <w:ind w:left="216"/>
-        <w:shd w:val="clear" w:fill="F0F0F0"/>
+        <w:shd w:val="clear" w:fill="F0F3F4"/>
       </w:pPr>
       <w:r>
         <w:rPr>
           <w:rFonts w:ascii="Roboto Mono" w:hAnsi="Roboto Mono"/>
-          <w:color w:val="1B1B1B"/>
+          <w:color w:val="1F2A30"/>
           <w:sz w:val="17"/>
         </w:rPr>
         <w:t xml:space="preserve">  RQ1  [verbatim from the plan]</w:t>
@@ -274,12 +274,12 @@
       <w:pPr>
         <w:spacing w:before="0" w:after="0"/>
         <w:ind w:left="216"/>
-        <w:shd w:val="clear" w:fill="F0F0F0"/>
+        <w:shd w:val="clear" w:fill="F0F3F4"/>
       </w:pPr>
       <w:r>
         <w:rPr>
           <w:rFonts w:ascii="Roboto Mono" w:hAnsi="Roboto Mono"/>
-          <w:color w:val="1B1B1B"/>
+          <w:color w:val="1F2A30"/>
           <w:sz w:val="17"/>
         </w:rPr>
         <w:t xml:space="preserve">  RQ2  [verbatim from the plan]</w:t>
@@ -289,12 +289,12 @@
       <w:pPr>
         <w:spacing w:before="0" w:after="0"/>
         <w:ind w:left="216"/>
-        <w:shd w:val="clear" w:fill="F0F0F0"/>
+        <w:shd w:val="clear" w:fill="F0F3F4"/>
       </w:pPr>
       <w:r>
         <w:rPr>
           <w:rFonts w:ascii="Roboto Mono" w:hAnsi="Roboto Mono"/>
-          <w:color w:val="1B1B1B"/>
+          <w:color w:val="1F2A30"/>
           <w:sz w:val="17"/>
         </w:rPr>
         <w:t xml:space="preserve">  RQ3  [verbatim from the plan; list only the top 3]</w:t>
@@ -304,12 +304,12 @@
       <w:pPr>
         <w:spacing w:before="0" w:after="0"/>
         <w:ind w:left="216"/>
-        <w:shd w:val="clear" w:fill="F0F0F0"/>
+        <w:shd w:val="clear" w:fill="F0F3F4"/>
       </w:pPr>
       <w:r>
         <w:rPr>
           <w:rFonts w:ascii="Roboto Mono" w:hAnsi="Roboto Mono"/>
-          <w:color w:val="1B1B1B"/>
+          <w:color w:val="1F2A30"/>
           <w:sz w:val="17"/>
         </w:rPr>
         <w:t xml:space="preserve"> </w:t>
@@ -319,12 +319,12 @@
       <w:pPr>
         <w:spacing w:before="0" w:after="0"/>
         <w:ind w:left="216"/>
-        <w:shd w:val="clear" w:fill="F0F0F0"/>
+        <w:shd w:val="clear" w:fill="F0F3F4"/>
       </w:pPr>
       <w:r>
         <w:rPr>
           <w:rFonts w:ascii="Roboto Mono" w:hAnsi="Roboto Mono"/>
-          <w:color w:val="1B1B1B"/>
+          <w:color w:val="1F2A30"/>
           <w:sz w:val="17"/>
         </w:rPr>
         <w:t>METHOD &amp; SAMPLE</w:t>
@@ -334,12 +334,12 @@
       <w:pPr>
         <w:spacing w:before="0" w:after="0"/>
         <w:ind w:left="216"/>
-        <w:shd w:val="clear" w:fill="F0F0F0"/>
+        <w:shd w:val="clear" w:fill="F0F3F4"/>
       </w:pPr>
       <w:r>
         <w:rPr>
           <w:rFonts w:ascii="Roboto Mono" w:hAnsi="Roboto Mono"/>
-          <w:color w:val="1B1B1B"/>
+          <w:color w:val="1F2A30"/>
           <w:sz w:val="17"/>
         </w:rPr>
         <w:t xml:space="preserve">  [Method], n=[target], [persona(s)], [participant type(s)]</w:t>
@@ -349,12 +349,12 @@
       <w:pPr>
         <w:spacing w:before="0" w:after="0"/>
         <w:ind w:left="216"/>
-        <w:shd w:val="clear" w:fill="F0F0F0"/>
+        <w:shd w:val="clear" w:fill="F0F3F4"/>
       </w:pPr>
       <w:r>
         <w:rPr>
           <w:rFonts w:ascii="Roboto Mono" w:hAnsi="Roboto Mono"/>
-          <w:color w:val="1B1B1B"/>
+          <w:color w:val="1F2A30"/>
           <w:sz w:val="17"/>
         </w:rPr>
         <w:t xml:space="preserve">  Biggest limitation: [one sentence on what this method cannot tell us]</w:t>
@@ -364,12 +364,12 @@
       <w:pPr>
         <w:spacing w:before="0" w:after="0"/>
         <w:ind w:left="216"/>
-        <w:shd w:val="clear" w:fill="F0F0F0"/>
+        <w:shd w:val="clear" w:fill="F0F3F4"/>
       </w:pPr>
       <w:r>
         <w:rPr>
           <w:rFonts w:ascii="Roboto Mono" w:hAnsi="Roboto Mono"/>
-          <w:color w:val="1B1B1B"/>
+          <w:color w:val="1F2A30"/>
           <w:sz w:val="17"/>
         </w:rPr>
         <w:t xml:space="preserve"> </w:t>
@@ -379,12 +379,12 @@
       <w:pPr>
         <w:spacing w:before="0" w:after="0"/>
         <w:ind w:left="216"/>
-        <w:shd w:val="clear" w:fill="F0F0F0"/>
+        <w:shd w:val="clear" w:fill="F0F3F4"/>
       </w:pPr>
       <w:r>
         <w:rPr>
           <w:rFonts w:ascii="Roboto Mono" w:hAnsi="Roboto Mono"/>
-          <w:color w:val="1B1B1B"/>
+          <w:color w:val="1F2A30"/>
           <w:sz w:val="17"/>
         </w:rPr>
         <w:t>TIMELINE</w:t>
@@ -394,12 +394,12 @@
       <w:pPr>
         <w:spacing w:before="0" w:after="0"/>
         <w:ind w:left="216"/>
-        <w:shd w:val="clear" w:fill="F0F0F0"/>
+        <w:shd w:val="clear" w:fill="F0F3F4"/>
       </w:pPr>
       <w:r>
         <w:rPr>
           <w:rFonts w:ascii="Roboto Mono" w:hAnsi="Roboto Mono"/>
-          <w:color w:val="1B1B1B"/>
+          <w:color w:val="1F2A30"/>
           <w:sz w:val="17"/>
         </w:rPr>
         <w:t xml:space="preserve">  Recruiting:    [dates]</w:t>
@@ -409,12 +409,12 @@
       <w:pPr>
         <w:spacing w:before="0" w:after="0"/>
         <w:ind w:left="216"/>
-        <w:shd w:val="clear" w:fill="F0F0F0"/>
+        <w:shd w:val="clear" w:fill="F0F3F4"/>
       </w:pPr>
       <w:r>
         <w:rPr>
           <w:rFonts w:ascii="Roboto Mono" w:hAnsi="Roboto Mono"/>
-          <w:color w:val="1B1B1B"/>
+          <w:color w:val="1F2A30"/>
           <w:sz w:val="17"/>
         </w:rPr>
         <w:t xml:space="preserve">  Sessions:      [dates]</w:t>
@@ -424,12 +424,12 @@
       <w:pPr>
         <w:spacing w:before="0" w:after="0"/>
         <w:ind w:left="216"/>
-        <w:shd w:val="clear" w:fill="F0F0F0"/>
+        <w:shd w:val="clear" w:fill="F0F3F4"/>
       </w:pPr>
       <w:r>
         <w:rPr>
           <w:rFonts w:ascii="Roboto Mono" w:hAnsi="Roboto Mono"/>
-          <w:color w:val="1B1B1B"/>
+          <w:color w:val="1F2A30"/>
           <w:sz w:val="17"/>
         </w:rPr>
         <w:t xml:space="preserve">  Readout:       [target date]</w:t>
@@ -439,12 +439,12 @@
       <w:pPr>
         <w:spacing w:before="0" w:after="0"/>
         <w:ind w:left="216"/>
-        <w:shd w:val="clear" w:fill="F0F0F0"/>
+        <w:shd w:val="clear" w:fill="F0F3F4"/>
       </w:pPr>
       <w:r>
         <w:rPr>
           <w:rFonts w:ascii="Roboto Mono" w:hAnsi="Roboto Mono"/>
-          <w:color w:val="1B1B1B"/>
+          <w:color w:val="1F2A30"/>
           <w:sz w:val="17"/>
         </w:rPr>
         <w:t xml:space="preserve"> </w:t>
@@ -454,12 +454,12 @@
       <w:pPr>
         <w:spacing w:before="0" w:after="0"/>
         <w:ind w:left="216"/>
-        <w:shd w:val="clear" w:fill="F0F0F0"/>
+        <w:shd w:val="clear" w:fill="F0F3F4"/>
       </w:pPr>
       <w:r>
         <w:rPr>
           <w:rFonts w:ascii="Roboto Mono" w:hAnsi="Roboto Mono"/>
-          <w:color w:val="1B1B1B"/>
+          <w:color w:val="1F2A30"/>
           <w:sz w:val="17"/>
         </w:rPr>
         <w:t>LINKS</w:t>
@@ -469,12 +469,12 @@
       <w:pPr>
         <w:spacing w:before="0" w:after="0"/>
         <w:ind w:left="216"/>
-        <w:shd w:val="clear" w:fill="F0F0F0"/>
+        <w:shd w:val="clear" w:fill="F0F3F4"/>
       </w:pPr>
       <w:r>
         <w:rPr>
           <w:rFonts w:ascii="Roboto Mono" w:hAnsi="Roboto Mono"/>
-          <w:color w:val="1B1B1B"/>
+          <w:color w:val="1F2A30"/>
           <w:sz w:val="17"/>
         </w:rPr>
         <w:t xml:space="preserve">  Tracker:       [participant tracker location — access restricted]</w:t>
@@ -484,12 +484,12 @@
       <w:pPr>
         <w:spacing w:before="0" w:after="0"/>
         <w:ind w:left="216"/>
-        <w:shd w:val="clear" w:fill="F0F0F0"/>
+        <w:shd w:val="clear" w:fill="F0F3F4"/>
       </w:pPr>
       <w:r>
         <w:rPr>
           <w:rFonts w:ascii="Roboto Mono" w:hAnsi="Roboto Mono"/>
-          <w:color w:val="1B1B1B"/>
+          <w:color w:val="1F2A30"/>
           <w:sz w:val="17"/>
         </w:rPr>
         <w:t xml:space="preserve">  Findings:      [added at release: report / deck links]</w:t>
@@ -507,7 +507,7 @@
       <w:r>
         <w:rPr>
           <w:rFonts w:ascii="Public Sans" w:hAnsi="Public Sans"/>
-          <w:color w:val="1B1B1B"/>
+          <w:color w:val="1F2A30"/>
         </w:rPr>
         <w:t>Keep it to one page. Anything that wants more room belongs in the plan, with a link here.</w:t>
       </w:r>
@@ -520,7 +520,7 @@
         <w:rPr>
           <w:rFonts w:ascii="Public Sans" w:hAnsi="Public Sans"/>
           <w:i/>
-          <w:color w:val="1B1B1B"/>
+          <w:color w:val="1F2A30"/>
         </w:rPr>
         <w:t>Part of the Dr. Morgan UX research suite.</w:t>
       </w:r>
@@ -550,7 +550,7 @@
       <w:rPr>
         <w:rFonts w:ascii="Public Sans" w:hAnsi="Public Sans"/>
         <w:i/>
-        <w:color w:val="565C65"/>
+        <w:color w:val="5C6670"/>
         <w:sz w:val="18"/>
       </w:rPr>
       <w:t>Dr. Morgan UX research suite · template</w:t>
@@ -561,7 +561,7 @@
     <w:r>
       <w:rPr>
         <w:rFonts w:ascii="Public Sans" w:hAnsi="Public Sans"/>
-        <w:color w:val="565C65"/>
+        <w:color w:val="5C6670"/>
         <w:sz w:val="18"/>
       </w:rPr>
       <w:t xml:space="preserve">Page </w:t>
@@ -569,7 +569,7 @@
     <w:r>
       <w:rPr>
         <w:rFonts w:ascii="Public Sans" w:hAnsi="Public Sans"/>
-        <w:color w:val="565C65"/>
+        <w:color w:val="5C6670"/>
         <w:sz w:val="18"/>
       </w:rPr>
       <w:fldChar w:fldCharType="begin"/>
@@ -587,14 +587,14 @@
       <w:pStyle w:val="Header"/>
       <w:spacing w:after="0"/>
       <w:pBdr>
-        <w:bottom w:val="single" w:sz="4" w:space="4" w:color="005EA2"/>
+        <w:bottom w:val="single" w:sz="4" w:space="4" w:color="002436"/>
       </w:pBdr>
     </w:pPr>
     <w:r>
       <w:rPr>
         <w:rFonts w:ascii="Public Sans" w:hAnsi="Public Sans"/>
         <w:b/>
-        <w:color w:val="005EA2"/>
+        <w:color w:val="002436"/>
         <w:sz w:val="18"/>
       </w:rPr>
       <w:t>UX Research</w:t>
@@ -971,7 +971,7 @@
     </w:pPr>
     <w:rPr>
       <w:rFonts w:ascii="Public Sans" w:hAnsi="Public Sans"/>
-      <w:color w:val="1B1B1B"/>
+      <w:color w:val="1F2A30"/>
       <w:sz w:val="22"/>
     </w:rPr>
   </w:style>
